--- a/docs/Governanca_Observabilidade_DUO_ABNT.docx
+++ b/docs/Governanca_Observabilidade_DUO_ABNT.docx
@@ -593,10 +593,7 @@
       </w:r>
       <w:proofErr w:type="spellEnd"/>
       <w:r>
-        <w:t xml:space="preserve"> p</w:t>
-      </w:r>
-      <w:r>
-        <w:t xml:space="preserve">or um script e por uma tela em </w:t>
+        <w:t xml:space="preserve"> por um script e por uma tela em </w:t>
       </w:r>
       <w:proofErr w:type="spellStart"/>
       <w:r>
@@ -612,10 +609,7 @@
       </w:r>
       <w:proofErr w:type="spellEnd"/>
       <w:r>
-        <w:t xml:space="preserve"> com o motor parado, de 60 para 90 segundos, mostrou que a coleta de agosto chega com 75% dos campos e revelou que a regra de severidade compara o histórico de maio com uma referência de agosto</w:t>
-      </w:r>
-      <w:r>
-        <w:t>. Um cenário com problemas confirmou que os limiares disparam quando deveriam.</w:t>
+        <w:t xml:space="preserve"> com o motor parado, de 60 para 90 segundos, mostrou que a coleta de agosto chega com 75% dos campos e revelou que a regra de severidade compara o histórico de maio com uma referência de agosto. Um cenário com problemas confirmou que os limiares disparam quando deveriam.</w:t>
       </w:r>
     </w:p>
     <w:p>
@@ -1832,6 +1826,10 @@
           <w:tab w:val="right" w:leader="dot" w:pos="9072"/>
         </w:tabs>
         <w:spacing w:line="360" w:lineRule="auto"/>
+        <w:rPr>
+          <w:b/>
+          <w:bCs/>
+        </w:rPr>
       </w:pPr>
       <w:r>
         <w:rPr>
@@ -1847,7 +1845,14 @@
           <w:bCs/>
         </w:rPr>
         <w:tab/>
-        <w:t>28</w:t>
+        <w:t>2</w:t>
+      </w:r>
+      <w:r>
+        <w:rPr>
+          <w:b/>
+          <w:bCs/>
+        </w:rPr>
+        <w:t>9</w:t>
       </w:r>
     </w:p>
     <w:p>
@@ -1861,17 +1866,52 @@
         <w:rPr>
           <w:b/>
           <w:bCs/>
-          <w:caps/>
-        </w:rPr>
-        <w:t>Referências</w:t>
+        </w:rPr>
+        <w:t xml:space="preserve">9 </w:t>
       </w:r>
       <w:r>
         <w:rPr>
           <w:b/>
           <w:bCs/>
         </w:rPr>
+        <w:t>LINKS DA PÁGINA DO GITHUB E DO VÍDEO NO YOUTUBE ...........................</w:t>
+      </w:r>
+      <w:r>
+        <w:rPr>
+          <w:b/>
+          <w:bCs/>
+        </w:rPr>
+        <w:t>32</w:t>
+      </w:r>
+    </w:p>
+    <w:p>
+      <w:pPr>
+        <w:tabs>
+          <w:tab w:val="right" w:leader="dot" w:pos="9072"/>
+        </w:tabs>
+        <w:spacing w:line="360" w:lineRule="auto"/>
+      </w:pPr>
+      <w:r>
+        <w:rPr>
+          <w:b/>
+          <w:bCs/>
+          <w:caps/>
+        </w:rPr>
+        <w:t>Referências</w:t>
+      </w:r>
+      <w:r>
+        <w:rPr>
+          <w:b/>
+          <w:bCs/>
+        </w:rPr>
         <w:tab/>
-        <w:t>29</w:t>
+      </w:r>
+      <w:r>
+        <w:rPr>
+          <w:b/>
+          <w:bCs/>
+        </w:rPr>
+        <w:t>33</w:t>
       </w:r>
     </w:p>
     <w:p>
@@ -1938,10 +1978,7 @@
       </w:r>
       <w:proofErr w:type="gramEnd"/>
       <w:r>
-        <w:t>, e para on</w:t>
-      </w:r>
-      <w:r>
-        <w:t>de vai.</w:t>
+        <w:t>, e para onde vai.</w:t>
       </w:r>
     </w:p>
     <w:p>
@@ -1957,10 +1994,7 @@
         <w:t xml:space="preserve"> é diferente</w:t>
       </w:r>
       <w:r>
-        <w:t>. Em vez de olhar só para o motor, passamos a olhar também para o próprio sistema que responde sobre o motor. Afinal, quando a tela da sala de controle mostra uma cor verde, ninguém sabe, olhando apenas para ela, se aquela leitura chegou há meio segundo ou há cinco minutos, se veio com todos os campos ou se alguém pediu aquele dado a partir de qual tela. Sem esse registro, não dá para auditar o comportamento do sistema nem perceber padrões de uso ou de falha, que é justamente o ponto levantado pelos profess</w:t>
-      </w:r>
-      <w:r>
-        <w:t>ores no enunciado.</w:t>
+        <w:t>. Em vez de olhar só para o motor, passamos a olhar também para o próprio sistema que responde sobre o motor. Afinal, quando a tela da sala de controle mostra uma cor verde, ninguém sabe, olhando apenas para ela, se aquela leitura chegou há meio segundo ou há cinco minutos, se veio com todos os campos ou se alguém pediu aquele dado a partir de qual tela. Sem esse registro, não dá para auditar o comportamento do sistema nem perceber padrões de uso ou de falha, que é justamente o ponto levantado pelos professores no enunciado.</w:t>
       </w:r>
     </w:p>
     <w:p>
@@ -2111,10 +2145,7 @@
       </w:r>
       <w:proofErr w:type="spellEnd"/>
       <w:r>
-        <w:t>-Id e X-Feature: sem e</w:t>
-      </w:r>
-      <w:r>
-        <w:t>les, o registro diria apenas que uma chamada aconteceu, mas não diria quem chamou nem de qual funcionalidade.</w:t>
+        <w:t>-Id e X-Feature: sem eles, o registro diria apenas que uma chamada aconteceu, mas não diria quem chamou nem de qual funcionalidade.</w:t>
       </w:r>
     </w:p>
     <w:p>
@@ -2303,10 +2334,7 @@
         <w:jc w:val="both"/>
       </w:pPr>
       <w:r>
-        <w:t>A severidade devolvida pela API segue os quatro olhares da norma que já estavam na Sprint 4: a vibração comparada com a ISO 20816-3 pela tabela 7.7 do manual da WEG, o fator de crista, a temperatura comparada com a classe de isolamento F e a diferença de temperatura entre os dois lados do motor, comparada com o que é normal para aquele motor. A cor final é a pior das quatro. Os dois olhares que dependem dos modelos treinados ficaram fora desta API, porque os arquivos dos modelos deixariam o projeto pesado p</w:t>
-      </w:r>
-      <w:r>
-        <w:t>ara rodar nas máquinas de avaliação sem mudar o que estava sendo observado.</w:t>
+        <w:t>A severidade devolvida pela API segue os quatro olhares da norma que já estavam na Sprint 4: a vibração comparada com a ISO 20816-3 pela tabela 7.7 do manual da WEG, o fator de crista, a temperatura comparada com a classe de isolamento F e a diferença de temperatura entre os dois lados do motor, comparada com o que é normal para aquele motor. A cor final é a pior das quatro. Os dois olhares que dependem dos modelos treinados ficaram fora desta API, porque os arquivos dos modelos deixariam o projeto pesado para rodar nas máquinas de avaliação sem mudar o que estava sendo observado.</w:t>
       </w:r>
     </w:p>
     <w:p>
@@ -2370,12 +2398,6 @@
         <w:gridCol w:w="2828"/>
       </w:tblGrid>
       <w:tr>
-        <w:tblPrEx>
-          <w:tblCellMar>
-            <w:top w:w="0" w:type="dxa"/>
-            <w:bottom w:w="0" w:type="dxa"/>
-          </w:tblCellMar>
-        </w:tblPrEx>
         <w:trPr>
           <w:tblHeader/>
         </w:trPr>
@@ -2513,12 +2535,6 @@
         </w:tc>
       </w:tr>
       <w:tr>
-        <w:tblPrEx>
-          <w:tblCellMar>
-            <w:top w:w="0" w:type="dxa"/>
-            <w:bottom w:w="0" w:type="dxa"/>
-          </w:tblCellMar>
-        </w:tblPrEx>
         <w:trPr>
           <w:cantSplit/>
         </w:trPr>
@@ -2644,12 +2660,6 @@
         </w:tc>
       </w:tr>
       <w:tr>
-        <w:tblPrEx>
-          <w:tblCellMar>
-            <w:top w:w="0" w:type="dxa"/>
-            <w:bottom w:w="0" w:type="dxa"/>
-          </w:tblCellMar>
-        </w:tblPrEx>
         <w:trPr>
           <w:cantSplit/>
         </w:trPr>
@@ -2775,12 +2785,6 @@
         </w:tc>
       </w:tr>
       <w:tr>
-        <w:tblPrEx>
-          <w:tblCellMar>
-            <w:top w:w="0" w:type="dxa"/>
-            <w:bottom w:w="0" w:type="dxa"/>
-          </w:tblCellMar>
-        </w:tblPrEx>
         <w:trPr>
           <w:cantSplit/>
         </w:trPr>
@@ -2906,12 +2910,6 @@
         </w:tc>
       </w:tr>
       <w:tr>
-        <w:tblPrEx>
-          <w:tblCellMar>
-            <w:top w:w="0" w:type="dxa"/>
-            <w:bottom w:w="0" w:type="dxa"/>
-          </w:tblCellMar>
-        </w:tblPrEx>
         <w:trPr>
           <w:cantSplit/>
         </w:trPr>
@@ -3331,12 +3329,6 @@
         <w:gridCol w:w="2191"/>
       </w:tblGrid>
       <w:tr>
-        <w:tblPrEx>
-          <w:tblCellMar>
-            <w:top w:w="0" w:type="dxa"/>
-            <w:bottom w:w="0" w:type="dxa"/>
-          </w:tblCellMar>
-        </w:tblPrEx>
         <w:trPr>
           <w:tblHeader/>
         </w:trPr>
@@ -3441,12 +3433,6 @@
         </w:tc>
       </w:tr>
       <w:tr>
-        <w:tblPrEx>
-          <w:tblCellMar>
-            <w:top w:w="0" w:type="dxa"/>
-            <w:bottom w:w="0" w:type="dxa"/>
-          </w:tblCellMar>
-        </w:tblPrEx>
         <w:trPr>
           <w:cantSplit/>
         </w:trPr>
@@ -3542,12 +3528,6 @@
         </w:tc>
       </w:tr>
       <w:tr>
-        <w:tblPrEx>
-          <w:tblCellMar>
-            <w:top w:w="0" w:type="dxa"/>
-            <w:bottom w:w="0" w:type="dxa"/>
-          </w:tblCellMar>
-        </w:tblPrEx>
         <w:trPr>
           <w:cantSplit/>
         </w:trPr>
@@ -3652,12 +3632,6 @@
         </w:tc>
       </w:tr>
       <w:tr>
-        <w:tblPrEx>
-          <w:tblCellMar>
-            <w:top w:w="0" w:type="dxa"/>
-            <w:bottom w:w="0" w:type="dxa"/>
-          </w:tblCellMar>
-        </w:tblPrEx>
         <w:trPr>
           <w:cantSplit/>
         </w:trPr>
@@ -3975,12 +3949,6 @@
         <w:gridCol w:w="6532"/>
       </w:tblGrid>
       <w:tr>
-        <w:tblPrEx>
-          <w:tblCellMar>
-            <w:top w:w="0" w:type="dxa"/>
-            <w:bottom w:w="0" w:type="dxa"/>
-          </w:tblCellMar>
-        </w:tblPrEx>
         <w:trPr>
           <w:tblHeader/>
         </w:trPr>
@@ -4052,12 +4020,6 @@
         </w:tc>
       </w:tr>
       <w:tr>
-        <w:tblPrEx>
-          <w:tblCellMar>
-            <w:top w:w="0" w:type="dxa"/>
-            <w:bottom w:w="0" w:type="dxa"/>
-          </w:tblCellMar>
-        </w:tblPrEx>
         <w:trPr>
           <w:cantSplit/>
         </w:trPr>
@@ -4141,12 +4103,6 @@
         </w:tc>
       </w:tr>
       <w:tr>
-        <w:tblPrEx>
-          <w:tblCellMar>
-            <w:top w:w="0" w:type="dxa"/>
-            <w:bottom w:w="0" w:type="dxa"/>
-          </w:tblCellMar>
-        </w:tblPrEx>
         <w:trPr>
           <w:cantSplit/>
         </w:trPr>
@@ -4212,12 +4168,6 @@
         </w:tc>
       </w:tr>
       <w:tr>
-        <w:tblPrEx>
-          <w:tblCellMar>
-            <w:top w:w="0" w:type="dxa"/>
-            <w:bottom w:w="0" w:type="dxa"/>
-          </w:tblCellMar>
-        </w:tblPrEx>
         <w:trPr>
           <w:cantSplit/>
         </w:trPr>
@@ -4301,12 +4251,6 @@
         </w:tc>
       </w:tr>
       <w:tr>
-        <w:tblPrEx>
-          <w:tblCellMar>
-            <w:top w:w="0" w:type="dxa"/>
-            <w:bottom w:w="0" w:type="dxa"/>
-          </w:tblCellMar>
-        </w:tblPrEx>
         <w:trPr>
           <w:cantSplit/>
         </w:trPr>
@@ -4372,12 +4316,6 @@
         </w:tc>
       </w:tr>
       <w:tr>
-        <w:tblPrEx>
-          <w:tblCellMar>
-            <w:top w:w="0" w:type="dxa"/>
-            <w:bottom w:w="0" w:type="dxa"/>
-          </w:tblCellMar>
-        </w:tblPrEx>
         <w:trPr>
           <w:cantSplit/>
         </w:trPr>
@@ -4461,12 +4399,6 @@
         </w:tc>
       </w:tr>
       <w:tr>
-        <w:tblPrEx>
-          <w:tblCellMar>
-            <w:top w:w="0" w:type="dxa"/>
-            <w:bottom w:w="0" w:type="dxa"/>
-          </w:tblCellMar>
-        </w:tblPrEx>
         <w:trPr>
           <w:cantSplit/>
         </w:trPr>
@@ -4559,12 +4491,6 @@
         </w:tc>
       </w:tr>
       <w:tr>
-        <w:tblPrEx>
-          <w:tblCellMar>
-            <w:top w:w="0" w:type="dxa"/>
-            <w:bottom w:w="0" w:type="dxa"/>
-          </w:tblCellMar>
-        </w:tblPrEx>
         <w:trPr>
           <w:cantSplit/>
         </w:trPr>
@@ -4632,12 +4558,6 @@
         </w:tc>
       </w:tr>
       <w:tr>
-        <w:tblPrEx>
-          <w:tblCellMar>
-            <w:top w:w="0" w:type="dxa"/>
-            <w:bottom w:w="0" w:type="dxa"/>
-          </w:tblCellMar>
-        </w:tblPrEx>
         <w:trPr>
           <w:cantSplit/>
         </w:trPr>
@@ -4703,12 +4623,6 @@
         </w:tc>
       </w:tr>
       <w:tr>
-        <w:tblPrEx>
-          <w:tblCellMar>
-            <w:top w:w="0" w:type="dxa"/>
-            <w:bottom w:w="0" w:type="dxa"/>
-          </w:tblCellMar>
-        </w:tblPrEx>
         <w:trPr>
           <w:cantSplit/>
         </w:trPr>
@@ -4776,12 +4690,6 @@
         </w:tc>
       </w:tr>
       <w:tr>
-        <w:tblPrEx>
-          <w:tblCellMar>
-            <w:top w:w="0" w:type="dxa"/>
-            <w:bottom w:w="0" w:type="dxa"/>
-          </w:tblCellMar>
-        </w:tblPrEx>
         <w:trPr>
           <w:cantSplit/>
         </w:trPr>
@@ -4865,12 +4773,6 @@
         </w:tc>
       </w:tr>
       <w:tr>
-        <w:tblPrEx>
-          <w:tblCellMar>
-            <w:top w:w="0" w:type="dxa"/>
-            <w:bottom w:w="0" w:type="dxa"/>
-          </w:tblCellMar>
-        </w:tblPrEx>
         <w:trPr>
           <w:cantSplit/>
         </w:trPr>
@@ -4938,12 +4840,6 @@
         </w:tc>
       </w:tr>
       <w:tr>
-        <w:tblPrEx>
-          <w:tblCellMar>
-            <w:top w:w="0" w:type="dxa"/>
-            <w:bottom w:w="0" w:type="dxa"/>
-          </w:tblCellMar>
-        </w:tblPrEx>
         <w:trPr>
           <w:cantSplit/>
         </w:trPr>
@@ -5011,12 +4907,6 @@
         </w:tc>
       </w:tr>
       <w:tr>
-        <w:tblPrEx>
-          <w:tblCellMar>
-            <w:top w:w="0" w:type="dxa"/>
-            <w:bottom w:w="0" w:type="dxa"/>
-          </w:tblCellMar>
-        </w:tblPrEx>
         <w:trPr>
           <w:cantSplit/>
         </w:trPr>
@@ -5082,12 +4972,6 @@
         </w:tc>
       </w:tr>
       <w:tr>
-        <w:tblPrEx>
-          <w:tblCellMar>
-            <w:top w:w="0" w:type="dxa"/>
-            <w:bottom w:w="0" w:type="dxa"/>
-          </w:tblCellMar>
-        </w:tblPrEx>
         <w:trPr>
           <w:cantSplit/>
         </w:trPr>
@@ -5155,12 +5039,6 @@
         </w:tc>
       </w:tr>
       <w:tr>
-        <w:tblPrEx>
-          <w:tblCellMar>
-            <w:top w:w="0" w:type="dxa"/>
-            <w:bottom w:w="0" w:type="dxa"/>
-          </w:tblCellMar>
-        </w:tblPrEx>
         <w:trPr>
           <w:cantSplit/>
         </w:trPr>
@@ -5226,12 +5104,6 @@
         </w:tc>
       </w:tr>
       <w:tr>
-        <w:tblPrEx>
-          <w:tblCellMar>
-            <w:top w:w="0" w:type="dxa"/>
-            <w:bottom w:w="0" w:type="dxa"/>
-          </w:tblCellMar>
-        </w:tblPrEx>
         <w:trPr>
           <w:cantSplit/>
         </w:trPr>
@@ -5313,12 +5185,6 @@
         </w:tc>
       </w:tr>
       <w:tr>
-        <w:tblPrEx>
-          <w:tblCellMar>
-            <w:top w:w="0" w:type="dxa"/>
-            <w:bottom w:w="0" w:type="dxa"/>
-          </w:tblCellMar>
-        </w:tblPrEx>
         <w:trPr>
           <w:cantSplit/>
         </w:trPr>
@@ -5504,12 +5370,6 @@
         <w:gridCol w:w="3686"/>
       </w:tblGrid>
       <w:tr>
-        <w:tblPrEx>
-          <w:tblCellMar>
-            <w:top w:w="0" w:type="dxa"/>
-            <w:bottom w:w="0" w:type="dxa"/>
-          </w:tblCellMar>
-        </w:tblPrEx>
         <w:trPr>
           <w:tblHeader/>
         </w:trPr>
@@ -5614,12 +5474,6 @@
         </w:tc>
       </w:tr>
       <w:tr>
-        <w:tblPrEx>
-          <w:tblCellMar>
-            <w:top w:w="0" w:type="dxa"/>
-            <w:bottom w:w="0" w:type="dxa"/>
-          </w:tblCellMar>
-        </w:tblPrEx>
         <w:trPr>
           <w:cantSplit/>
         </w:trPr>
@@ -5756,12 +5610,6 @@
         </w:tc>
       </w:tr>
       <w:tr>
-        <w:tblPrEx>
-          <w:tblCellMar>
-            <w:top w:w="0" w:type="dxa"/>
-            <w:bottom w:w="0" w:type="dxa"/>
-          </w:tblCellMar>
-        </w:tblPrEx>
         <w:trPr>
           <w:cantSplit/>
         </w:trPr>
@@ -5857,12 +5705,6 @@
         </w:tc>
       </w:tr>
       <w:tr>
-        <w:tblPrEx>
-          <w:tblCellMar>
-            <w:top w:w="0" w:type="dxa"/>
-            <w:bottom w:w="0" w:type="dxa"/>
-          </w:tblCellMar>
-        </w:tblPrEx>
         <w:trPr>
           <w:cantSplit/>
         </w:trPr>
@@ -5958,12 +5800,6 @@
         </w:tc>
       </w:tr>
       <w:tr>
-        <w:tblPrEx>
-          <w:tblCellMar>
-            <w:top w:w="0" w:type="dxa"/>
-            <w:bottom w:w="0" w:type="dxa"/>
-          </w:tblCellMar>
-        </w:tblPrEx>
         <w:trPr>
           <w:cantSplit/>
         </w:trPr>
@@ -6107,12 +5943,6 @@
         </w:tc>
       </w:tr>
       <w:tr>
-        <w:tblPrEx>
-          <w:tblCellMar>
-            <w:top w:w="0" w:type="dxa"/>
-            <w:bottom w:w="0" w:type="dxa"/>
-          </w:tblCellMar>
-        </w:tblPrEx>
         <w:trPr>
           <w:cantSplit/>
         </w:trPr>
@@ -6233,12 +6063,6 @@
         </w:tc>
       </w:tr>
       <w:tr>
-        <w:tblPrEx>
-          <w:tblCellMar>
-            <w:top w:w="0" w:type="dxa"/>
-            <w:bottom w:w="0" w:type="dxa"/>
-          </w:tblCellMar>
-        </w:tblPrEx>
         <w:trPr>
           <w:cantSplit/>
         </w:trPr>
@@ -6350,12 +6174,6 @@
         </w:tc>
       </w:tr>
       <w:tr>
-        <w:tblPrEx>
-          <w:tblCellMar>
-            <w:top w:w="0" w:type="dxa"/>
-            <w:bottom w:w="0" w:type="dxa"/>
-          </w:tblCellMar>
-        </w:tblPrEx>
         <w:trPr>
           <w:cantSplit/>
         </w:trPr>
@@ -6483,12 +6301,6 @@
         </w:tc>
       </w:tr>
       <w:tr>
-        <w:tblPrEx>
-          <w:tblCellMar>
-            <w:top w:w="0" w:type="dxa"/>
-            <w:bottom w:w="0" w:type="dxa"/>
-          </w:tblCellMar>
-        </w:tblPrEx>
         <w:trPr>
           <w:cantSplit/>
         </w:trPr>
@@ -6600,12 +6412,6 @@
         </w:tc>
       </w:tr>
       <w:tr>
-        <w:tblPrEx>
-          <w:tblCellMar>
-            <w:top w:w="0" w:type="dxa"/>
-            <w:bottom w:w="0" w:type="dxa"/>
-          </w:tblCellMar>
-        </w:tblPrEx>
         <w:trPr>
           <w:cantSplit/>
         </w:trPr>
@@ -6774,12 +6580,6 @@
         <w:gridCol w:w="1752"/>
       </w:tblGrid>
       <w:tr>
-        <w:tblPrEx>
-          <w:tblCellMar>
-            <w:top w:w="0" w:type="dxa"/>
-            <w:bottom w:w="0" w:type="dxa"/>
-          </w:tblCellMar>
-        </w:tblPrEx>
         <w:trPr>
           <w:tblHeader/>
         </w:trPr>
@@ -6917,12 +6717,6 @@
         </w:tc>
       </w:tr>
       <w:tr>
-        <w:tblPrEx>
-          <w:tblCellMar>
-            <w:top w:w="0" w:type="dxa"/>
-            <w:bottom w:w="0" w:type="dxa"/>
-          </w:tblCellMar>
-        </w:tblPrEx>
         <w:trPr>
           <w:cantSplit/>
         </w:trPr>
@@ -7119,12 +6913,6 @@
         </w:tc>
       </w:tr>
       <w:tr>
-        <w:tblPrEx>
-          <w:tblCellMar>
-            <w:top w:w="0" w:type="dxa"/>
-            <w:bottom w:w="0" w:type="dxa"/>
-          </w:tblCellMar>
-        </w:tblPrEx>
         <w:trPr>
           <w:cantSplit/>
         </w:trPr>
@@ -7250,12 +7038,6 @@
         </w:tc>
       </w:tr>
       <w:tr>
-        <w:tblPrEx>
-          <w:tblCellMar>
-            <w:top w:w="0" w:type="dxa"/>
-            <w:bottom w:w="0" w:type="dxa"/>
-          </w:tblCellMar>
-        </w:tblPrEx>
         <w:trPr>
           <w:cantSplit/>
         </w:trPr>
@@ -7381,12 +7163,6 @@
         </w:tc>
       </w:tr>
       <w:tr>
-        <w:tblPrEx>
-          <w:tblCellMar>
-            <w:top w:w="0" w:type="dxa"/>
-            <w:bottom w:w="0" w:type="dxa"/>
-          </w:tblCellMar>
-        </w:tblPrEx>
         <w:trPr>
           <w:cantSplit/>
         </w:trPr>
@@ -7528,12 +7304,6 @@
         </w:tc>
       </w:tr>
       <w:tr>
-        <w:tblPrEx>
-          <w:tblCellMar>
-            <w:top w:w="0" w:type="dxa"/>
-            <w:bottom w:w="0" w:type="dxa"/>
-          </w:tblCellMar>
-        </w:tblPrEx>
         <w:trPr>
           <w:cantSplit/>
         </w:trPr>
@@ -7668,12 +7438,6 @@
         </w:tc>
       </w:tr>
       <w:tr>
-        <w:tblPrEx>
-          <w:tblCellMar>
-            <w:top w:w="0" w:type="dxa"/>
-            <w:bottom w:w="0" w:type="dxa"/>
-          </w:tblCellMar>
-        </w:tblPrEx>
         <w:trPr>
           <w:cantSplit/>
         </w:trPr>
@@ -7811,12 +7575,6 @@
         </w:tc>
       </w:tr>
       <w:tr>
-        <w:tblPrEx>
-          <w:tblCellMar>
-            <w:top w:w="0" w:type="dxa"/>
-            <w:bottom w:w="0" w:type="dxa"/>
-          </w:tblCellMar>
-        </w:tblPrEx>
         <w:trPr>
           <w:cantSplit/>
         </w:trPr>
@@ -7942,12 +7700,6 @@
         </w:tc>
       </w:tr>
       <w:tr>
-        <w:tblPrEx>
-          <w:tblCellMar>
-            <w:top w:w="0" w:type="dxa"/>
-            <w:bottom w:w="0" w:type="dxa"/>
-          </w:tblCellMar>
-        </w:tblPrEx>
         <w:trPr>
           <w:cantSplit/>
         </w:trPr>
@@ -8073,12 +7825,6 @@
         </w:tc>
       </w:tr>
       <w:tr>
-        <w:tblPrEx>
-          <w:tblCellMar>
-            <w:top w:w="0" w:type="dxa"/>
-            <w:bottom w:w="0" w:type="dxa"/>
-          </w:tblCellMar>
-        </w:tblPrEx>
         <w:trPr>
           <w:cantSplit/>
         </w:trPr>
@@ -8249,10 +7995,7 @@
       </w:r>
       <w:proofErr w:type="spellEnd"/>
       <w:r>
-        <w:t xml:space="preserve"> foi o indicador que mais nos fez pensar. Na Sprint 3 já tínhamos visto que o histórico de maio tinha 452 pausas acima de 6 segundos e que 451 delas aconteceram com o motor parado. Por isso, um limite único daria alarme falso o tempo todo. Medimos então os intervalos reais entre leituras: com o motor girando, o maior intervalo foi de 2,3 segundos e o sensor faz média de 2 segundos, então o limite ficou em 3 segundos. Já com o motor parado, 99% dos intervalos ficaram abaixo de 44 segundos, e na prim</w:t>
-      </w:r>
-      <w:r>
-        <w:t>eira versão do contrato colocamos 60 segundos.</w:t>
+        <w:t xml:space="preserve"> foi o indicador que mais nos fez pensar. Na Sprint 3 já tínhamos visto que o histórico de maio tinha 452 pausas acima de 6 segundos e que 451 delas aconteceram com o motor parado. Por isso, um limite único daria alarme falso o tempo todo. Medimos então os intervalos reais entre leituras: com o motor girando, o maior intervalo foi de 2,3 segundos e o sensor faz média de 2 segundos, então o limite ficou em 3 segundos. Já com o motor parado, 99% dos intervalos ficaram abaixo de 44 segundos, e na primeira versão do contrato colocamos 60 segundos.</w:t>
       </w:r>
     </w:p>
     <w:p>
@@ -8262,10 +8005,7 @@
         <w:jc w:val="both"/>
       </w:pPr>
       <w:r>
-        <w:t xml:space="preserve">Contudo, a baseline mostrou que isso não bastava: com 60 segundos, 9% das leituras atuais com o motor parado chegaram atrasadas. O motivo é que a tela pergunta em momentos quaisquer do relógio, e uma pausa longa ocupa muito mais tempo do que a contagem de intervalos sugere. Uma única pausa de 228 segundos, por exemplo, pesa como centenas de intervalos de meio segundo. Refizemos a conta pelo tempo e vimos que, com 60 segundos, a leitura fica atrasada em 6,5% do tempo em que o motor está parado, enquanto com </w:t>
-      </w:r>
-      <w:r>
-        <w:t xml:space="preserve">90 segundos isso cai para 3,1%. Assim, a versão 1.1 do contrato passou a usar 90 segundos para o motor parado. Para as outras fontes, o limite é cerca do dobro do ritmo normal de chegada: 30 segundos para o conjunto de referência, que chega a cada 15 segundos, e 1.200 segundos para a coleta de agosto pelo endereço da </w:t>
+        <w:t xml:space="preserve">Contudo, a baseline mostrou que isso não bastava: com 60 segundos, 9% das leituras atuais com o motor parado chegaram atrasadas. O motivo é que a tela pergunta em momentos quaisquer do relógio, e uma pausa longa ocupa muito mais tempo do que a contagem de intervalos sugere. Uma única pausa de 228 segundos, por exemplo, pesa como centenas de intervalos de meio segundo. Refizemos a conta pelo tempo e vimos que, com 60 segundos, a leitura fica atrasada em 6,5% do tempo em que o motor está parado, enquanto com 90 segundos isso cai para 3,1%. Assim, a versão 1.1 do contrato passou a usar 90 segundos para o motor parado. Para as outras fontes, o limite é cerca do dobro do ritmo normal de chegada: 30 segundos para o conjunto de referência, que chega a cada 15 segundos, e 1.200 segundos para a coleta de agosto pelo endereço da </w:t>
       </w:r>
       <w:proofErr w:type="spellStart"/>
       <w:r>
@@ -8350,10 +8090,7 @@
         <w:jc w:val="both"/>
       </w:pPr>
       <w:r>
-        <w:t>Para a completude dos campos, qualquer valor abaixo de 100% já pede atenção, porque significa que algum olhar da regra ficou sem dado. O estouro em 75% veio da coleta de agosto, que chega sem os dois canais de pico: com um quarto dos campos faltando, o fator de crista simplesmente não consegue ser calculado. Na rastreabilidade, qualquer chamada sem contexto já é atenção e, abaixo de 95%, o contrato manda ligar a recusa automática. Por fim, volume e severidade não têm um valor certo, só um valor normal, e po</w:t>
-      </w:r>
-      <w:r>
-        <w:t>r isso os limiares são distâncias da baseline.</w:t>
+        <w:t>Para a completude dos campos, qualquer valor abaixo de 100% já pede atenção, porque significa que algum olhar da regra ficou sem dado. O estouro em 75% veio da coleta de agosto, que chega sem os dois canais de pico: com um quarto dos campos faltando, o fator de crista simplesmente não consegue ser calculado. Na rastreabilidade, qualquer chamada sem contexto já é atenção e, abaixo de 95%, o contrato manda ligar a recusa automática. Por fim, volume e severidade não têm um valor certo, só um valor normal, e por isso os limiares são distâncias da baseline.</w:t>
       </w:r>
     </w:p>
     <w:p>
@@ -8418,12 +8155,6 @@
         <w:gridCol w:w="6169"/>
       </w:tblGrid>
       <w:tr>
-        <w:tblPrEx>
-          <w:tblCellMar>
-            <w:top w:w="0" w:type="dxa"/>
-            <w:bottom w:w="0" w:type="dxa"/>
-          </w:tblCellMar>
-        </w:tblPrEx>
         <w:trPr>
           <w:tblHeader/>
         </w:trPr>
@@ -8495,12 +8226,6 @@
         </w:tc>
       </w:tr>
       <w:tr>
-        <w:tblPrEx>
-          <w:tblCellMar>
-            <w:top w:w="0" w:type="dxa"/>
-            <w:bottom w:w="0" w:type="dxa"/>
-          </w:tblCellMar>
-        </w:tblPrEx>
         <w:trPr>
           <w:cantSplit/>
         </w:trPr>
@@ -8582,12 +8307,6 @@
         </w:tc>
       </w:tr>
       <w:tr>
-        <w:tblPrEx>
-          <w:tblCellMar>
-            <w:top w:w="0" w:type="dxa"/>
-            <w:bottom w:w="0" w:type="dxa"/>
-          </w:tblCellMar>
-        </w:tblPrEx>
         <w:trPr>
           <w:cantSplit/>
         </w:trPr>
@@ -8669,12 +8388,6 @@
         </w:tc>
       </w:tr>
       <w:tr>
-        <w:tblPrEx>
-          <w:tblCellMar>
-            <w:top w:w="0" w:type="dxa"/>
-            <w:bottom w:w="0" w:type="dxa"/>
-          </w:tblCellMar>
-        </w:tblPrEx>
         <w:trPr>
           <w:cantSplit/>
         </w:trPr>
@@ -8740,12 +8453,6 @@
         </w:tc>
       </w:tr>
       <w:tr>
-        <w:tblPrEx>
-          <w:tblCellMar>
-            <w:top w:w="0" w:type="dxa"/>
-            <w:bottom w:w="0" w:type="dxa"/>
-          </w:tblCellMar>
-        </w:tblPrEx>
         <w:trPr>
           <w:cantSplit/>
         </w:trPr>
@@ -8827,12 +8534,6 @@
         </w:tc>
       </w:tr>
       <w:tr>
-        <w:tblPrEx>
-          <w:tblCellMar>
-            <w:top w:w="0" w:type="dxa"/>
-            <w:bottom w:w="0" w:type="dxa"/>
-          </w:tblCellMar>
-        </w:tblPrEx>
         <w:trPr>
           <w:cantSplit/>
         </w:trPr>
@@ -8907,12 +8608,6 @@
         </w:tc>
       </w:tr>
       <w:tr>
-        <w:tblPrEx>
-          <w:tblCellMar>
-            <w:top w:w="0" w:type="dxa"/>
-            <w:bottom w:w="0" w:type="dxa"/>
-          </w:tblCellMar>
-        </w:tblPrEx>
         <w:trPr>
           <w:cantSplit/>
         </w:trPr>
@@ -8978,12 +8673,6 @@
         </w:tc>
       </w:tr>
       <w:tr>
-        <w:tblPrEx>
-          <w:tblCellMar>
-            <w:top w:w="0" w:type="dxa"/>
-            <w:bottom w:w="0" w:type="dxa"/>
-          </w:tblCellMar>
-        </w:tblPrEx>
         <w:trPr>
           <w:cantSplit/>
         </w:trPr>
@@ -9065,12 +8754,6 @@
         </w:tc>
       </w:tr>
       <w:tr>
-        <w:tblPrEx>
-          <w:tblCellMar>
-            <w:top w:w="0" w:type="dxa"/>
-            <w:bottom w:w="0" w:type="dxa"/>
-          </w:tblCellMar>
-        </w:tblPrEx>
         <w:trPr>
           <w:cantSplit/>
         </w:trPr>
@@ -9136,12 +8819,6 @@
         </w:tc>
       </w:tr>
       <w:tr>
-        <w:tblPrEx>
-          <w:tblCellMar>
-            <w:top w:w="0" w:type="dxa"/>
-            <w:bottom w:w="0" w:type="dxa"/>
-          </w:tblCellMar>
-        </w:tblPrEx>
         <w:trPr>
           <w:cantSplit/>
         </w:trPr>
@@ -9287,12 +8964,6 @@
         <w:gridCol w:w="3479"/>
       </w:tblGrid>
       <w:tr>
-        <w:tblPrEx>
-          <w:tblCellMar>
-            <w:top w:w="0" w:type="dxa"/>
-            <w:bottom w:w="0" w:type="dxa"/>
-          </w:tblCellMar>
-        </w:tblPrEx>
         <w:trPr>
           <w:tblHeader/>
         </w:trPr>
@@ -9397,12 +9068,6 @@
         </w:tc>
       </w:tr>
       <w:tr>
-        <w:tblPrEx>
-          <w:tblCellMar>
-            <w:top w:w="0" w:type="dxa"/>
-            <w:bottom w:w="0" w:type="dxa"/>
-          </w:tblCellMar>
-        </w:tblPrEx>
         <w:trPr>
           <w:cantSplit/>
         </w:trPr>
@@ -9530,12 +9195,6 @@
         </w:tc>
       </w:tr>
       <w:tr>
-        <w:tblPrEx>
-          <w:tblCellMar>
-            <w:top w:w="0" w:type="dxa"/>
-            <w:bottom w:w="0" w:type="dxa"/>
-          </w:tblCellMar>
-        </w:tblPrEx>
         <w:trPr>
           <w:cantSplit/>
         </w:trPr>
@@ -9656,12 +9315,6 @@
         </w:tc>
       </w:tr>
       <w:tr>
-        <w:tblPrEx>
-          <w:tblCellMar>
-            <w:top w:w="0" w:type="dxa"/>
-            <w:bottom w:w="0" w:type="dxa"/>
-          </w:tblCellMar>
-        </w:tblPrEx>
         <w:trPr>
           <w:cantSplit/>
         </w:trPr>
@@ -9757,12 +9410,6 @@
         </w:tc>
       </w:tr>
       <w:tr>
-        <w:tblPrEx>
-          <w:tblCellMar>
-            <w:top w:w="0" w:type="dxa"/>
-            <w:bottom w:w="0" w:type="dxa"/>
-          </w:tblCellMar>
-        </w:tblPrEx>
         <w:trPr>
           <w:cantSplit/>
         </w:trPr>
@@ -9874,12 +9521,6 @@
         </w:tc>
       </w:tr>
       <w:tr>
-        <w:tblPrEx>
-          <w:tblCellMar>
-            <w:top w:w="0" w:type="dxa"/>
-            <w:bottom w:w="0" w:type="dxa"/>
-          </w:tblCellMar>
-        </w:tblPrEx>
         <w:trPr>
           <w:cantSplit/>
         </w:trPr>
@@ -9984,12 +9625,6 @@
         </w:tc>
       </w:tr>
       <w:tr>
-        <w:tblPrEx>
-          <w:tblCellMar>
-            <w:top w:w="0" w:type="dxa"/>
-            <w:bottom w:w="0" w:type="dxa"/>
-          </w:tblCellMar>
-        </w:tblPrEx>
         <w:trPr>
           <w:cantSplit/>
         </w:trPr>
@@ -10085,12 +9720,6 @@
         </w:tc>
       </w:tr>
       <w:tr>
-        <w:tblPrEx>
-          <w:tblCellMar>
-            <w:top w:w="0" w:type="dxa"/>
-            <w:bottom w:w="0" w:type="dxa"/>
-          </w:tblCellMar>
-        </w:tblPrEx>
         <w:trPr>
           <w:cantSplit/>
         </w:trPr>
@@ -10186,12 +9815,6 @@
         </w:tc>
       </w:tr>
       <w:tr>
-        <w:tblPrEx>
-          <w:tblCellMar>
-            <w:top w:w="0" w:type="dxa"/>
-            <w:bottom w:w="0" w:type="dxa"/>
-          </w:tblCellMar>
-        </w:tblPrEx>
         <w:trPr>
           <w:cantSplit/>
         </w:trPr>
@@ -10287,12 +9910,6 @@
         </w:tc>
       </w:tr>
       <w:tr>
-        <w:tblPrEx>
-          <w:tblCellMar>
-            <w:top w:w="0" w:type="dxa"/>
-            <w:bottom w:w="0" w:type="dxa"/>
-          </w:tblCellMar>
-        </w:tblPrEx>
         <w:trPr>
           <w:cantSplit/>
         </w:trPr>
@@ -10999,10 +10616,7 @@
         <w:jc w:val="both"/>
       </w:pPr>
       <w:r>
-        <w:t xml:space="preserve">As Figuras 5 e 6 mostram o uso e a regra. A leitura atual responde por quase todo o volume, cerca de 32,4 chamadas por minuto, por causa da atualização automática da tela. Já na severidade, chamou atenção que 62% das leituras saíram amarelas, mesmo com o motor parado na maior parte do tempo. O registro mostrou o porquê: o olhar que puxou a cor foi a diferença de temperatura entre os lados. A referência desse olhar vem das leituras mais recentes, que são as de agosto, quando a diferença era de 1 grau; porém </w:t>
-      </w:r>
-      <w:r>
-        <w:t>o histórico reproduzido é o de maio, quando a diferença era de cerca de 6 graus. Ou seja, a regra está comparando maio com a régua de agosto.</w:t>
+        <w:t>As Figuras 5 e 6 mostram o uso e a regra. A leitura atual responde por quase todo o volume, cerca de 32,4 chamadas por minuto, por causa da atualização automática da tela. Já na severidade, chamou atenção que 62% das leituras saíram amarelas, mesmo com o motor parado na maior parte do tempo. O registro mostrou o porquê: o olhar que puxou a cor foi a diferença de temperatura entre os lados. A referência desse olhar vem das leituras mais recentes, que são as de agosto, quando a diferença era de 1 grau; porém o histórico reproduzido é o de maio, quando a diferença era de cerca de 6 graus. Ou seja, a regra está comparando maio com a régua de agosto.</w:t>
       </w:r>
     </w:p>
     <w:p>
@@ -11065,12 +10679,6 @@
         <w:gridCol w:w="2688"/>
       </w:tblGrid>
       <w:tr>
-        <w:tblPrEx>
-          <w:tblCellMar>
-            <w:top w:w="0" w:type="dxa"/>
-            <w:bottom w:w="0" w:type="dxa"/>
-          </w:tblCellMar>
-        </w:tblPrEx>
         <w:trPr>
           <w:tblHeader/>
         </w:trPr>
@@ -11175,12 +10783,6 @@
         </w:tc>
       </w:tr>
       <w:tr>
-        <w:tblPrEx>
-          <w:tblCellMar>
-            <w:top w:w="0" w:type="dxa"/>
-            <w:bottom w:w="0" w:type="dxa"/>
-          </w:tblCellMar>
-        </w:tblPrEx>
         <w:trPr>
           <w:cantSplit/>
         </w:trPr>
@@ -11308,12 +10910,6 @@
         </w:tc>
       </w:tr>
       <w:tr>
-        <w:tblPrEx>
-          <w:tblCellMar>
-            <w:top w:w="0" w:type="dxa"/>
-            <w:bottom w:w="0" w:type="dxa"/>
-          </w:tblCellMar>
-        </w:tblPrEx>
         <w:trPr>
           <w:cantSplit/>
         </w:trPr>
@@ -11409,12 +11005,6 @@
         </w:tc>
       </w:tr>
       <w:tr>
-        <w:tblPrEx>
-          <w:tblCellMar>
-            <w:top w:w="0" w:type="dxa"/>
-            <w:bottom w:w="0" w:type="dxa"/>
-          </w:tblCellMar>
-        </w:tblPrEx>
         <w:trPr>
           <w:cantSplit/>
         </w:trPr>
@@ -11510,12 +11100,6 @@
         </w:tc>
       </w:tr>
       <w:tr>
-        <w:tblPrEx>
-          <w:tblCellMar>
-            <w:top w:w="0" w:type="dxa"/>
-            <w:bottom w:w="0" w:type="dxa"/>
-          </w:tblCellMar>
-        </w:tblPrEx>
         <w:trPr>
           <w:cantSplit/>
         </w:trPr>
@@ -11627,12 +11211,6 @@
         </w:tc>
       </w:tr>
       <w:tr>
-        <w:tblPrEx>
-          <w:tblCellMar>
-            <w:top w:w="0" w:type="dxa"/>
-            <w:bottom w:w="0" w:type="dxa"/>
-          </w:tblCellMar>
-        </w:tblPrEx>
         <w:trPr>
           <w:cantSplit/>
         </w:trPr>
@@ -11737,12 +11315,6 @@
         </w:tc>
       </w:tr>
       <w:tr>
-        <w:tblPrEx>
-          <w:tblCellMar>
-            <w:top w:w="0" w:type="dxa"/>
-            <w:bottom w:w="0" w:type="dxa"/>
-          </w:tblCellMar>
-        </w:tblPrEx>
         <w:trPr>
           <w:cantSplit/>
         </w:trPr>
@@ -11838,12 +11410,6 @@
         </w:tc>
       </w:tr>
       <w:tr>
-        <w:tblPrEx>
-          <w:tblCellMar>
-            <w:top w:w="0" w:type="dxa"/>
-            <w:bottom w:w="0" w:type="dxa"/>
-          </w:tblCellMar>
-        </w:tblPrEx>
         <w:trPr>
           <w:cantSplit/>
         </w:trPr>
@@ -11939,12 +11505,6 @@
         </w:tc>
       </w:tr>
       <w:tr>
-        <w:tblPrEx>
-          <w:tblCellMar>
-            <w:top w:w="0" w:type="dxa"/>
-            <w:bottom w:w="0" w:type="dxa"/>
-          </w:tblCellMar>
-        </w:tblPrEx>
         <w:trPr>
           <w:cantSplit/>
         </w:trPr>
@@ -12040,12 +11600,6 @@
         </w:tc>
       </w:tr>
       <w:tr>
-        <w:tblPrEx>
-          <w:tblCellMar>
-            <w:top w:w="0" w:type="dxa"/>
-            <w:bottom w:w="0" w:type="dxa"/>
-          </w:tblCellMar>
-        </w:tblPrEx>
         <w:trPr>
           <w:cantSplit/>
         </w:trPr>
@@ -12427,10 +11981,7 @@
       </w:r>
       <w:proofErr w:type="spellEnd"/>
       <w:r>
-        <w:t xml:space="preserve"> fez na última apresen</w:t>
-      </w:r>
-      <w:r>
-        <w:t>tação sobre como o DUO identifica a falha: antes de mostrar uma falha, a regra precisa estar comparando o motor com a referência certa.</w:t>
+        <w:t xml:space="preserve"> fez na última apresentação sobre como o DUO identifica a falha: antes de mostrar uma falha, a regra precisa estar comparando o motor com a referência certa.</w:t>
       </w:r>
     </w:p>
     <w:p>
@@ -12484,10 +12035,7 @@
         <w:t>Leitura dos notebooks anteriores:</w:t>
       </w:r>
       <w:r>
-        <w:t xml:space="preserve"> pedimos que o assistente lesse as saídas das células das Sprints 2, 3 e 4 e apontasse o que servia de base para este checkpoint. Foi assim que voltaram à tona números que já tínhamos medido, como o ritmo de 0,51 leitura por segundo e a disponibilidade de 98,1% da coleta de agosto, e</w:t>
-      </w:r>
-      <w:r>
-        <w:t xml:space="preserve"> as divergências entre as sprints, que conferimos e mantivemos na versão da Sprint 4.</w:t>
+        <w:t xml:space="preserve"> pedimos que o assistente lesse as saídas das células das Sprints 2, 3 e 4 e apontasse o que servia de base para este checkpoint. Foi assim que voltaram à tona números que já tínhamos medido, como o ritmo de 0,51 leitura por segundo e a disponibilidade de 98,1% da coleta de agosto, e as divergências entre as sprints, que conferimos e mantivemos na versão da Sprint 4.</w:t>
       </w:r>
     </w:p>
     <w:p>
@@ -12582,10 +12130,7 @@
         <w:t>Redação:</w:t>
       </w:r>
       <w:r>
-        <w:t xml:space="preserve"> o assistente produziu um primeiro rascunho das seções 1 a 6 a partir dos números medidos</w:t>
-      </w:r>
-      <w:r>
-        <w:t>.</w:t>
+        <w:t xml:space="preserve"> o assistente produziu um primeiro rascunho das seções 1 a 6 a partir dos números medidos.</w:t>
       </w:r>
     </w:p>
     <w:p>
@@ -12645,13 +12190,7 @@
       </w:pPr>
       <w:r>
         <w:lastRenderedPageBreak/>
-        <w:t xml:space="preserve">Além disso, rodamos a simulação de uso por alguns minutos para comparar com a baseline e lemos o contrato de </w:t>
-      </w:r>
-      <w:r>
-        <w:t>métricas itens</w:t>
-      </w:r>
-      <w:r>
-        <w:t xml:space="preserve"> por item, discutindo se concordávamos com cada limiar e com cada ação</w:t>
+        <w:t>Além disso, rodamos a simulação de uso por alguns minutos para comparar com a baseline e lemos o contrato de métricas itens por item, discutindo se concordávamos com cada limiar e com cada ação</w:t>
       </w:r>
     </w:p>
     <w:p>
@@ -12674,10 +12213,7 @@
         <w:jc w:val="both"/>
       </w:pPr>
       <w:r>
-        <w:t>P</w:t>
-      </w:r>
-      <w:r>
-        <w:t>or fim, um cuidado que tomamos foi não deixar que o assistente inventasse números. Todos os valores deste documento saem dos registros gravados pela própria API ou das saídas dos notebooks das sprints anteriores, e o caminho de cada um está no repositório.</w:t>
+        <w:t>Por fim, um cuidado que tomamos foi não deixar que o assistente inventasse números. Todos os valores deste documento saem dos registros gravados pela própria API ou das saídas dos notebooks das sprints anteriores, e o caminho de cada um está no repositório.</w:t>
       </w:r>
     </w:p>
     <w:p>
@@ -13072,6 +12608,113 @@
     <w:p>
       <w:pPr>
         <w:spacing w:line="360" w:lineRule="auto"/>
+        <w:jc w:val="both"/>
+      </w:pPr>
+    </w:p>
+    <w:p>
+      <w:pPr>
+        <w:spacing w:line="360" w:lineRule="auto"/>
+        <w:jc w:val="both"/>
+      </w:pPr>
+    </w:p>
+    <w:p>
+      <w:pPr>
+        <w:spacing w:line="360" w:lineRule="auto"/>
+        <w:jc w:val="both"/>
+      </w:pPr>
+    </w:p>
+    <w:p>
+      <w:pPr>
+        <w:tabs>
+          <w:tab w:val="right" w:leader="dot" w:pos="9072"/>
+        </w:tabs>
+        <w:spacing w:line="360" w:lineRule="auto"/>
+        <w:rPr>
+          <w:b/>
+          <w:bCs/>
+        </w:rPr>
+      </w:pPr>
+      <w:r>
+        <w:rPr>
+          <w:b/>
+          <w:bCs/>
+        </w:rPr>
+        <w:t>9 LINKS DA PÁGINA DO GITHUB E DO VÍDEO NO YOUTUBE</w:t>
+      </w:r>
+    </w:p>
+    <w:p>
+      <w:pPr>
+        <w:tabs>
+          <w:tab w:val="right" w:leader="dot" w:pos="9072"/>
+        </w:tabs>
+        <w:spacing w:line="360" w:lineRule="auto"/>
+        <w:rPr>
+          <w:b/>
+          <w:bCs/>
+        </w:rPr>
+      </w:pPr>
+    </w:p>
+    <w:p>
+      <w:pPr>
+        <w:tabs>
+          <w:tab w:val="right" w:leader="dot" w:pos="9072"/>
+        </w:tabs>
+        <w:spacing w:line="360" w:lineRule="auto"/>
+      </w:pPr>
+      <w:r>
+        <w:rPr>
+          <w:b/>
+          <w:bCs/>
+        </w:rPr>
+        <w:t>GITHUB</w:t>
+      </w:r>
+      <w:r>
+        <w:t xml:space="preserve">: </w:t>
+      </w:r>
+      <w:hyperlink r:id="rId15" w:history="1">
+        <w:r>
+          <w:rPr>
+            <w:rStyle w:val="Hyperlink"/>
+          </w:rPr>
+          <w:t>https://github.com/mayaramotaaraujo/duo-sensor-monitoring/tree/main</w:t>
+        </w:r>
+      </w:hyperlink>
+    </w:p>
+    <w:p>
+      <w:pPr>
+        <w:tabs>
+          <w:tab w:val="right" w:leader="dot" w:pos="9072"/>
+        </w:tabs>
+        <w:spacing w:line="360" w:lineRule="auto"/>
+      </w:pPr>
+    </w:p>
+    <w:p>
+      <w:pPr>
+        <w:tabs>
+          <w:tab w:val="right" w:leader="dot" w:pos="9072"/>
+        </w:tabs>
+        <w:spacing w:line="360" w:lineRule="auto"/>
+      </w:pPr>
+      <w:r>
+        <w:rPr>
+          <w:b/>
+          <w:bCs/>
+        </w:rPr>
+        <w:t xml:space="preserve">YOUTUBE: </w:t>
+      </w:r>
+      <w:r>
+        <w:t>https://youtu.be/1sHSXXvpGoM</w:t>
+      </w:r>
+    </w:p>
+    <w:p>
+      <w:pPr>
+        <w:spacing w:line="360" w:lineRule="auto"/>
+        <w:jc w:val="both"/>
+      </w:pPr>
+    </w:p>
+    <w:p>
+      <w:pPr>
+        <w:spacing w:line="360" w:lineRule="auto"/>
         <w:ind w:firstLine="349"/>
         <w:jc w:val="both"/>
       </w:pPr>
@@ -13530,7 +13173,7 @@
       </w:r>
     </w:p>
     <w:sectPr>
-      <w:headerReference w:type="default" r:id="rId15"/>
+      <w:headerReference w:type="default" r:id="rId16"/>
       <w:pgSz w:w="11906" w:h="16838"/>
       <w:pgMar w:top="1701" w:right="1134" w:bottom="1134" w:left="1701" w:header="1134" w:footer="708" w:gutter="0"/>
       <w:pgNumType w:start="7"/>
@@ -15340,6 +14983,7 @@
   <w:style w:type="character" w:default="1" w:styleId="Fontepargpadro">
     <w:name w:val="Default Paragraph Font"/>
     <w:uiPriority w:val="1"/>
+    <w:semiHidden/>
     <w:unhideWhenUsed/>
   </w:style>
   <w:style w:type="table" w:default="1" w:styleId="Tabelanormal">
@@ -15453,6 +15097,18 @@
     <w:rPr>
       <w:sz w:val="20"/>
       <w:szCs w:val="20"/>
+    </w:rPr>
+  </w:style>
+  <w:style w:type="character" w:styleId="MenoPendente">
+    <w:name w:val="Unresolved Mention"/>
+    <w:basedOn w:val="Fontepargpadro"/>
+    <w:uiPriority w:val="99"/>
+    <w:semiHidden/>
+    <w:unhideWhenUsed/>
+    <w:rsid w:val="00B80029"/>
+    <w:rPr>
+      <w:color w:val="605E5C"/>
+      <w:shd w:val="clear" w:color="auto" w:fill="E1DFDD"/>
     </w:rPr>
   </w:style>
 </w:styles>
